--- a/rapports/2026-06-06/EQ11/EQ11_sup_v2/DR_083101000116/08-30-88-90.docx
+++ b/rapports/2026-06-06/EQ11/EQ11_sup_v2/DR_083101000116/08-30-88-90.docx
@@ -297,7 +297,7 @@
           <w:color w:val="1F6FEB"/>
           <w:sz w:val="22"/>
         </w:rPr>
-        <w:t>⚠ INCOHÉRENCES À CORRIGER (42)</w:t>
+        <w:t>⚠ INCOHÉRENCES À CORRIGER (36)</w:t>
       </w:r>
     </w:p>
     <w:tbl>
@@ -756,186 +756,6 @@
                 <w:sz w:val="17"/>
               </w:rPr>
               <w:t>Incoherence! MAÏMOUNA NGABALY a declaré que le secteur institutionnel de sa mère est Ménage alors que la mère elle-même declare comme secteur institutionnel Ménage comme employeur de personnel domestique au niveau de la section 4b.</w:t>
-            </w:r>
-          </w:p>
-        </w:tc>
-      </w:tr>
-      <w:tr>
-        <w:tc>
-          <w:tcPr>
-            <w:tcW w:type="dxa" w:w="964"/>
-          </w:tcPr>
-          <w:p>
-            <w:r>
-              <w:rPr>
-                <w:b/>
-                <w:i w:val="0"/>
-                <w:color w:val="DC2626"/>
-                <w:sz w:val="16"/>
-              </w:rPr>
-              <w:t>Haute</w:t>
-            </w:r>
-          </w:p>
-        </w:tc>
-        <w:tc>
-          <w:tcPr>
-            <w:tcW w:type="dxa" w:w="1247"/>
-          </w:tcPr>
-          <w:p>
-            <w:r>
-              <w:rPr>
-                <w:b/>
-                <w:i w:val="0"/>
-                <w:sz w:val="16"/>
-              </w:rPr>
-              <w:t>S02</w:t>
-              <w:br/>
-            </w:r>
-            <w:r>
-              <w:rPr>
-                <w:b w:val="0"/>
-                <w:i w:val="0"/>
-                <w:color w:val="64748B"/>
-                <w:sz w:val="14"/>
-              </w:rPr>
-              <w:t>Éducation</w:t>
-            </w:r>
-          </w:p>
-        </w:tc>
-        <w:tc>
-          <w:tcPr>
-            <w:tcW w:type="dxa" w:w="1531"/>
-          </w:tcPr>
-          <w:p>
-            <w:r>
-              <w:rPr>
-                <w:b/>
-                <w:i w:val="0"/>
-                <w:color w:val="16A34A"/>
-                <w:sz w:val="16"/>
-              </w:rPr>
-              <w:t>—</w:t>
-            </w:r>
-          </w:p>
-        </w:tc>
-        <w:tc>
-          <w:tcPr>
-            <w:tcW w:type="dxa" w:w="1191"/>
-          </w:tcPr>
-          <w:p>
-            <w:r>
-              <w:rPr>
-                <w:b w:val="0"/>
-                <w:i w:val="0"/>
-                <w:color w:val="64748B"/>
-                <w:sz w:val="16"/>
-              </w:rPr>
-              <w:t>GT-CQ</w:t>
-            </w:r>
-          </w:p>
-        </w:tc>
-        <w:tc>
-          <w:tcPr>
-            <w:tcW w:type="dxa" w:w="4706"/>
-          </w:tcPr>
-          <w:p>
-            <w:r>
-              <w:rPr>
-                <w:b w:val="0"/>
-                <w:i w:val="0"/>
-                <w:sz w:val="17"/>
-              </w:rPr>
-              <w:t>Incohérence!!! seulement les écoles gouvermentales paient les cotisations (Gouvernement, communauté, ONG ou organisation humanitaire).</w:t>
-            </w:r>
-          </w:p>
-        </w:tc>
-      </w:tr>
-      <w:tr>
-        <w:tc>
-          <w:tcPr>
-            <w:tcW w:type="dxa" w:w="964"/>
-          </w:tcPr>
-          <w:p>
-            <w:r>
-              <w:rPr>
-                <w:b/>
-                <w:i w:val="0"/>
-                <w:color w:val="DC2626"/>
-                <w:sz w:val="16"/>
-              </w:rPr>
-              <w:t>Haute</w:t>
-            </w:r>
-          </w:p>
-        </w:tc>
-        <w:tc>
-          <w:tcPr>
-            <w:tcW w:type="dxa" w:w="1247"/>
-          </w:tcPr>
-          <w:p>
-            <w:r>
-              <w:rPr>
-                <w:b/>
-                <w:i w:val="0"/>
-                <w:sz w:val="16"/>
-              </w:rPr>
-              <w:t>S02</w:t>
-              <w:br/>
-            </w:r>
-            <w:r>
-              <w:rPr>
-                <w:b w:val="0"/>
-                <w:i w:val="0"/>
-                <w:color w:val="64748B"/>
-                <w:sz w:val="14"/>
-              </w:rPr>
-              <w:t>Éducation</w:t>
-            </w:r>
-          </w:p>
-        </w:tc>
-        <w:tc>
-          <w:tcPr>
-            <w:tcW w:type="dxa" w:w="1531"/>
-          </w:tcPr>
-          <w:p>
-            <w:r>
-              <w:rPr>
-                <w:b/>
-                <w:i w:val="0"/>
-                <w:color w:val="16A34A"/>
-                <w:sz w:val="16"/>
-              </w:rPr>
-              <w:t>—</w:t>
-            </w:r>
-          </w:p>
-        </w:tc>
-        <w:tc>
-          <w:tcPr>
-            <w:tcW w:type="dxa" w:w="1191"/>
-          </w:tcPr>
-          <w:p>
-            <w:r>
-              <w:rPr>
-                <w:b w:val="0"/>
-                <w:i w:val="0"/>
-                <w:color w:val="64748B"/>
-                <w:sz w:val="16"/>
-              </w:rPr>
-              <w:t>GT-CQ</w:t>
-            </w:r>
-          </w:p>
-        </w:tc>
-        <w:tc>
-          <w:tcPr>
-            <w:tcW w:type="dxa" w:w="4706"/>
-          </w:tcPr>
-          <w:p>
-            <w:r>
-              <w:rPr>
-                <w:b w:val="0"/>
-                <w:i w:val="0"/>
-                <w:sz w:val="17"/>
-              </w:rPr>
-              <w:t>Incohérence!!! seulement les écoles privées paient les frais de scolarité (y compris les frais d'inscription).</w:t>
             </w:r>
           </w:p>
         </w:tc>
@@ -1984,96 +1804,6 @@
                 <w:color w:val="16A34A"/>
                 <w:sz w:val="16"/>
               </w:rPr>
-              <w:t>s00q27, s01q03a, s01q03b, s01q03c, s01q00b</w:t>
-            </w:r>
-          </w:p>
-        </w:tc>
-        <w:tc>
-          <w:tcPr>
-            <w:tcW w:type="dxa" w:w="1191"/>
-          </w:tcPr>
-          <w:p>
-            <w:r>
-              <w:rPr>
-                <w:b w:val="0"/>
-                <w:i w:val="0"/>
-                <w:color w:val="64748B"/>
-                <w:sz w:val="16"/>
-              </w:rPr>
-              <w:t>GT-CQ</w:t>
-            </w:r>
-          </w:p>
-        </w:tc>
-        <w:tc>
-          <w:tcPr>
-            <w:tcW w:type="dxa" w:w="4706"/>
-          </w:tcPr>
-          <w:p>
-            <w:r>
-              <w:rPr>
-                <w:b w:val="0"/>
-                <w:i w:val="0"/>
-                <w:sz w:val="17"/>
-              </w:rPr>
-              <w:t>Les informations sur l'acte de naissance (ni Jours, ni mois et ni années) de  HAMADOU GNABALY  manquent, s'il vous plait pouvez-vous fournir d'effort pour avoir ces informations.</w:t>
-            </w:r>
-          </w:p>
-        </w:tc>
-      </w:tr>
-      <w:tr>
-        <w:tc>
-          <w:tcPr>
-            <w:tcW w:type="dxa" w:w="964"/>
-          </w:tcPr>
-          <w:p>
-            <w:r>
-              <w:rPr>
-                <w:b/>
-                <w:i w:val="0"/>
-                <w:color w:val="EA580C"/>
-                <w:sz w:val="16"/>
-              </w:rPr>
-              <w:t>Moyenne</w:t>
-            </w:r>
-          </w:p>
-        </w:tc>
-        <w:tc>
-          <w:tcPr>
-            <w:tcW w:type="dxa" w:w="1247"/>
-          </w:tcPr>
-          <w:p>
-            <w:r>
-              <w:rPr>
-                <w:b/>
-                <w:i w:val="0"/>
-                <w:sz w:val="16"/>
-              </w:rPr>
-              <w:t>S01</w:t>
-              <w:br/>
-            </w:r>
-            <w:r>
-              <w:rPr>
-                <w:b w:val="0"/>
-                <w:i w:val="0"/>
-                <w:color w:val="64748B"/>
-                <w:sz w:val="14"/>
-              </w:rPr>
-              <w:t>Démographie</w:t>
-            </w:r>
-          </w:p>
-        </w:tc>
-        <w:tc>
-          <w:tcPr>
-            <w:tcW w:type="dxa" w:w="1531"/>
-          </w:tcPr>
-          <w:p>
-            <w:r>
-              <w:rPr>
-                <w:b/>
-                <w:i w:val="0"/>
-                <w:color w:val="16A34A"/>
-                <w:sz w:val="16"/>
-              </w:rPr>
               <w:t>—</w:t>
             </w:r>
           </w:p>
@@ -2434,96 +2164,6 @@
                 <w:color w:val="16A34A"/>
                 <w:sz w:val="16"/>
               </w:rPr>
-              <w:t>—</w:t>
-            </w:r>
-          </w:p>
-        </w:tc>
-        <w:tc>
-          <w:tcPr>
-            <w:tcW w:type="dxa" w:w="1191"/>
-          </w:tcPr>
-          <w:p>
-            <w:r>
-              <w:rPr>
-                <w:b w:val="0"/>
-                <w:i w:val="0"/>
-                <w:color w:val="64748B"/>
-                <w:sz w:val="16"/>
-              </w:rPr>
-              <w:t>GT-CQ</w:t>
-            </w:r>
-          </w:p>
-        </w:tc>
-        <w:tc>
-          <w:tcPr>
-            <w:tcW w:type="dxa" w:w="4706"/>
-          </w:tcPr>
-          <w:p>
-            <w:r>
-              <w:rPr>
-                <w:b w:val="0"/>
-                <w:i w:val="0"/>
-                <w:sz w:val="17"/>
-              </w:rPr>
-              <w:t>veuillez, s'il vous plait, confirmer la cotisation ( 7500 FCFA) payée de MAÏMOUNA NGABALY avec le QG ou apporter les corrections nécessaires.</w:t>
-            </w:r>
-          </w:p>
-        </w:tc>
-      </w:tr>
-      <w:tr>
-        <w:tc>
-          <w:tcPr>
-            <w:tcW w:type="dxa" w:w="964"/>
-          </w:tcPr>
-          <w:p>
-            <w:r>
-              <w:rPr>
-                <w:b/>
-                <w:i w:val="0"/>
-                <w:color w:val="EA580C"/>
-                <w:sz w:val="16"/>
-              </w:rPr>
-              <w:t>Moyenne</w:t>
-            </w:r>
-          </w:p>
-        </w:tc>
-        <w:tc>
-          <w:tcPr>
-            <w:tcW w:type="dxa" w:w="1247"/>
-          </w:tcPr>
-          <w:p>
-            <w:r>
-              <w:rPr>
-                <w:b/>
-                <w:i w:val="0"/>
-                <w:sz w:val="16"/>
-              </w:rPr>
-              <w:t>S02</w:t>
-              <w:br/>
-            </w:r>
-            <w:r>
-              <w:rPr>
-                <w:b w:val="0"/>
-                <w:i w:val="0"/>
-                <w:color w:val="64748B"/>
-                <w:sz w:val="14"/>
-              </w:rPr>
-              <w:t>Éducation</w:t>
-            </w:r>
-          </w:p>
-        </w:tc>
-        <w:tc>
-          <w:tcPr>
-            <w:tcW w:type="dxa" w:w="1531"/>
-          </w:tcPr>
-          <w:p>
-            <w:r>
-              <w:rPr>
-                <w:b/>
-                <w:i w:val="0"/>
-                <w:color w:val="16A34A"/>
-                <w:sz w:val="16"/>
-              </w:rPr>
               <w:t>s01q63, s00q04, s02q25, s01q00b, s02q17_2, s02q15_2</w:t>
             </w:r>
           </w:p>
@@ -2556,96 +2196,6 @@
                 <w:sz w:val="17"/>
               </w:rPr>
               <w:t>Dans les milieux urbains c'est peu probable de voir une école dont les élèves ou étudiants ne dépensent pas en frais d'uniformes, prière de verifier pour MAÏMOUNA NGABALY qui fréquente 3ème année de Maternelle et corriger ou confirmer avec le QG.</w:t>
-            </w:r>
-          </w:p>
-        </w:tc>
-      </w:tr>
-      <w:tr>
-        <w:tc>
-          <w:tcPr>
-            <w:tcW w:type="dxa" w:w="964"/>
-          </w:tcPr>
-          <w:p>
-            <w:r>
-              <w:rPr>
-                <w:b/>
-                <w:i w:val="0"/>
-                <w:color w:val="EA580C"/>
-                <w:sz w:val="16"/>
-              </w:rPr>
-              <w:t>Moyenne</w:t>
-            </w:r>
-          </w:p>
-        </w:tc>
-        <w:tc>
-          <w:tcPr>
-            <w:tcW w:type="dxa" w:w="1247"/>
-          </w:tcPr>
-          <w:p>
-            <w:r>
-              <w:rPr>
-                <w:b/>
-                <w:i w:val="0"/>
-                <w:sz w:val="16"/>
-              </w:rPr>
-              <w:t>S02</w:t>
-              <w:br/>
-            </w:r>
-            <w:r>
-              <w:rPr>
-                <w:b w:val="0"/>
-                <w:i w:val="0"/>
-                <w:color w:val="64748B"/>
-                <w:sz w:val="14"/>
-              </w:rPr>
-              <w:t>Éducation</w:t>
-            </w:r>
-          </w:p>
-        </w:tc>
-        <w:tc>
-          <w:tcPr>
-            <w:tcW w:type="dxa" w:w="1531"/>
-          </w:tcPr>
-          <w:p>
-            <w:r>
-              <w:rPr>
-                <w:b/>
-                <w:i w:val="0"/>
-                <w:color w:val="16A34A"/>
-                <w:sz w:val="16"/>
-              </w:rPr>
-              <w:t>—</w:t>
-            </w:r>
-          </w:p>
-        </w:tc>
-        <w:tc>
-          <w:tcPr>
-            <w:tcW w:type="dxa" w:w="1191"/>
-          </w:tcPr>
-          <w:p>
-            <w:r>
-              <w:rPr>
-                <w:b w:val="0"/>
-                <w:i w:val="0"/>
-                <w:color w:val="64748B"/>
-                <w:sz w:val="16"/>
-              </w:rPr>
-              <w:t>GT-CQ</w:t>
-            </w:r>
-          </w:p>
-        </w:tc>
-        <w:tc>
-          <w:tcPr>
-            <w:tcW w:type="dxa" w:w="4706"/>
-          </w:tcPr>
-          <w:p>
-            <w:r>
-              <w:rPr>
-                <w:b w:val="0"/>
-                <w:i w:val="0"/>
-                <w:sz w:val="17"/>
-              </w:rPr>
-              <w:t>veuillez, s'il vous plait, confirmer les frais de scolarité ( 2000 FCFA) payée de HAMADOU GNABALY avec le QG ou apporter les corrections nécessaires.</w:t>
             </w:r>
           </w:p>
         </w:tc>
@@ -3366,96 +2916,6 @@
                 <w:sz w:val="17"/>
               </w:rPr>
               <w:t>Merci de ne pas corriger si vous êtes sûr de celui donné par le ménage et observé par vous.</w:t>
-            </w:r>
-          </w:p>
-        </w:tc>
-      </w:tr>
-      <w:tr>
-        <w:tc>
-          <w:tcPr>
-            <w:tcW w:type="dxa" w:w="964"/>
-          </w:tcPr>
-          <w:p>
-            <w:r>
-              <w:rPr>
-                <w:b/>
-                <w:i w:val="0"/>
-                <w:color w:val="EA580C"/>
-                <w:sz w:val="16"/>
-              </w:rPr>
-              <w:t>Moyenne</w:t>
-            </w:r>
-          </w:p>
-        </w:tc>
-        <w:tc>
-          <w:tcPr>
-            <w:tcW w:type="dxa" w:w="1247"/>
-          </w:tcPr>
-          <w:p>
-            <w:r>
-              <w:rPr>
-                <w:b/>
-                <w:i w:val="0"/>
-                <w:sz w:val="16"/>
-              </w:rPr>
-              <w:t>S13</w:t>
-              <w:br/>
-            </w:r>
-            <w:r>
-              <w:rPr>
-                <w:b w:val="0"/>
-                <w:i w:val="0"/>
-                <w:color w:val="64748B"/>
-                <w:sz w:val="14"/>
-              </w:rPr>
-              <w:t>Transferts</w:t>
-            </w:r>
-          </w:p>
-        </w:tc>
-        <w:tc>
-          <w:tcPr>
-            <w:tcW w:type="dxa" w:w="1531"/>
-          </w:tcPr>
-          <w:p>
-            <w:r>
-              <w:rPr>
-                <w:b/>
-                <w:i w:val="0"/>
-                <w:color w:val="16A34A"/>
-                <w:sz w:val="16"/>
-              </w:rPr>
-              <w:t>s00q07a, s00q08, s00q10, s00q13_0, s00q15_0, s00q17_0, s00q23a, s00q23b</w:t>
-            </w:r>
-          </w:p>
-        </w:tc>
-        <w:tc>
-          <w:tcPr>
-            <w:tcW w:type="dxa" w:w="1191"/>
-          </w:tcPr>
-          <w:p>
-            <w:r>
-              <w:rPr>
-                <w:b w:val="0"/>
-                <w:i w:val="0"/>
-                <w:color w:val="64748B"/>
-                <w:sz w:val="16"/>
-              </w:rPr>
-              <w:t>GT-CQ</w:t>
-            </w:r>
-          </w:p>
-        </w:tc>
-        <w:tc>
-          <w:tcPr>
-            <w:tcW w:type="dxa" w:w="4706"/>
-          </w:tcPr>
-          <w:p>
-            <w:r>
-              <w:rPr>
-                <w:b w:val="0"/>
-                <w:i w:val="0"/>
-                <w:sz w:val="17"/>
-              </w:rPr>
-              <w:t>L'enquêteur prière de fournir d'effort pour avoir le niveau d'étude et l'âge de celui qui a béneficié de l'argent dans la section 13b (Transfert emis).</w:t>
             </w:r>
           </w:p>
         </w:tc>
